--- a/Hệ thống mẫu văn bản/PL4-Khung kế hoạch bài dạy (THCS).docx
+++ b/Hệ thống mẫu văn bản/PL4-Khung kế hoạch bài dạy (THCS).docx
@@ -1,6 +1,6 @@
 
 <file path=word/document.xml><?xml version="1.0" encoding="utf-8"?>
-<w:document xmlns:wpc="http://schemas.microsoft.com/office/word/2010/wordprocessingCanvas" xmlns:cx="http://schemas.microsoft.com/office/drawing/2014/chartex" xmlns:cx1="http://schemas.microsoft.com/office/drawing/2015/9/8/chartex" xmlns:cx2="http://schemas.microsoft.com/office/drawing/2015/10/21/chartex" xmlns:cx3="http://schemas.microsoft.com/office/drawing/2016/5/9/chartex" xmlns:cx4="http://schemas.microsoft.com/office/drawing/2016/5/10/chartex" xmlns:cx5="http://schemas.microsoft.com/office/drawing/2016/5/11/chartex" xmlns:cx6="http://schemas.microsoft.com/office/drawing/2016/5/12/chartex" xmlns:cx7="http://schemas.microsoft.com/office/drawing/2016/5/13/chartex" xmlns:cx8="http://schemas.microsoft.com/office/drawing/2016/5/14/chartex" xmlns:mc="http://schemas.openxmlformats.org/markup-compatibility/2006" xmlns:aink="http://schemas.microsoft.com/office/drawing/2016/ink" xmlns:am3d="http://schemas.microsoft.com/office/drawing/2017/model3d" xmlns:o="urn:schemas-microsoft-com:office:office" xmlns:oel="http://schemas.microsoft.com/office/2019/extlst" xmlns:r="http://schemas.openxmlformats.org/officeDocument/2006/relationships" xmlns:m="http://schemas.openxmlformats.org/officeDocument/2006/math" xmlns:v="urn:schemas-microsoft-com:vml" xmlns:wp14="http://schemas.microsoft.com/office/word/2010/wordprocessingDrawing" xmlns:wp="http://schemas.openxmlformats.org/drawingml/2006/wordprocessingDrawing" xmlns:w10="urn:schemas-microsoft-com:office:word" xmlns:w="http://schemas.openxmlformats.org/wordprocessingml/2006/main" xmlns:w14="http://schemas.microsoft.com/office/word/2010/wordml" xmlns:w15="http://schemas.microsoft.com/office/word/2012/wordml" xmlns:w16cex="http://schemas.microsoft.com/office/word/2018/wordml/cex" xmlns:w16cid="http://schemas.microsoft.com/office/word/2016/wordml/cid" xmlns:w16="http://schemas.microsoft.com/office/word/2018/wordml" xmlns:w16du="http://schemas.microsoft.com/office/word/2023/wordml/word16du" xmlns:w16sdtdh="http://schemas.microsoft.com/office/word/2020/wordml/sdtdatahash" xmlns:w16sdtfl="http://schemas.microsoft.com/office/word/2024/wordml/sdtformatlock" xmlns:w16se="http://schemas.microsoft.com/office/word/2015/wordml/symex" xmlns:wpg="http://schemas.microsoft.com/office/word/2010/wordprocessingGroup" xmlns:wpi="http://schemas.microsoft.com/office/word/2010/wordprocessingInk" xmlns:wne="http://schemas.microsoft.com/office/word/2006/wordml" xmlns:wps="http://schemas.microsoft.com/office/word/2010/wordprocessingShape" mc:Ignorable="w14 w15 w16se w16cid w16 w16cex w16sdtdh w16sdtfl w16du wp14">
+<w:document xmlns:wpc="http://schemas.microsoft.com/office/word/2010/wordprocessingCanvas" xmlns:cx="http://schemas.microsoft.com/office/drawing/2014/chartex" xmlns:cx1="http://schemas.microsoft.com/office/drawing/2015/9/8/chartex" xmlns:cx2="http://schemas.microsoft.com/office/drawing/2015/10/21/chartex" xmlns:cx3="http://schemas.microsoft.com/office/drawing/2016/5/9/chartex" xmlns:cx4="http://schemas.microsoft.com/office/drawing/2016/5/10/chartex" xmlns:cx5="http://schemas.microsoft.com/office/drawing/2016/5/11/chartex" xmlns:cx6="http://schemas.microsoft.com/office/drawing/2016/5/12/chartex" xmlns:cx7="http://schemas.microsoft.com/office/drawing/2016/5/13/chartex" xmlns:cx8="http://schemas.microsoft.com/office/drawing/2016/5/14/chartex" xmlns:mc="http://schemas.openxmlformats.org/markup-compatibility/2006" xmlns:aink="http://schemas.microsoft.com/office/drawing/2016/ink" xmlns:am3d="http://schemas.microsoft.com/office/drawing/2017/model3d" xmlns:o="urn:schemas-microsoft-com:office:office" xmlns:oel="http://schemas.microsoft.com/office/2019/extlst" xmlns:r="http://schemas.openxmlformats.org/officeDocument/2006/relationships" xmlns:m="http://schemas.openxmlformats.org/officeDocument/2006/math" xmlns:v="urn:schemas-microsoft-com:vml" xmlns:wp14="http://schemas.microsoft.com/office/word/2010/wordprocessingDrawing" xmlns:wp="http://schemas.openxmlformats.org/drawingml/2006/wordprocessingDrawing" xmlns:w10="urn:schemas-microsoft-com:office:word" xmlns:w="http://schemas.openxmlformats.org/wordprocessingml/2006/main" xmlns:w14="http://schemas.microsoft.com/office/word/2010/wordml" xmlns:w15="http://schemas.microsoft.com/office/word/2012/wordml" xmlns:w16cei="http://schemas.microsoft.com/office/word/2026/wordml/cei" xmlns:w16cex="http://schemas.microsoft.com/office/word/2018/wordml/cex" xmlns:w16cid="http://schemas.microsoft.com/office/word/2016/wordml/cid" xmlns:w16="http://schemas.microsoft.com/office/word/2018/wordml" xmlns:w16du="http://schemas.microsoft.com/office/word/2023/wordml/word16du" xmlns:w16sdtdh="http://schemas.microsoft.com/office/word/2020/wordml/sdtdatahash" xmlns:w16sdtfl="http://schemas.microsoft.com/office/word/2024/wordml/sdtformatlock" xmlns:w16se="http://schemas.microsoft.com/office/word/2015/wordml/symex" xmlns:wpg="http://schemas.microsoft.com/office/word/2010/wordprocessingGroup" xmlns:wpi="http://schemas.microsoft.com/office/word/2010/wordprocessingInk" xmlns:wne="http://schemas.microsoft.com/office/word/2006/wordml" xmlns:wps="http://schemas.microsoft.com/office/word/2010/wordprocessingShape" mc:Ignorable="w14 w15 w16se w16cid w16 w16cex w16sdtdh w16sdtfl w16du wp14">
   <w:body>
     <w:p>
       <w:pPr>
@@ -1098,7 +1098,6 @@
                 <w:sz w:val="26"/>
                 <w:szCs w:val="26"/>
               </w:rPr>
-              <w:lastRenderedPageBreak/>
               <w:t>Bước 2. Học sinh tiếp nhận nhiệm vụ học tập</w:t>
             </w:r>
           </w:p>
@@ -1143,6 +1142,7 @@
                 <w:sz w:val="26"/>
                 <w:szCs w:val="26"/>
               </w:rPr>
+              <w:lastRenderedPageBreak/>
               <w:t>Bước 4. Đánh giá kết quả thực hiện nhiệm vụ</w:t>
             </w:r>
           </w:p>
@@ -1685,8 +1685,12 @@
       </w:pPr>
     </w:p>
     <w:sectPr>
-      <w:headerReference w:type="default" r:id="rId8"/>
-      <w:footerReference w:type="default" r:id="rId9"/>
+      <w:headerReference w:type="even" r:id="rId8"/>
+      <w:headerReference w:type="default" r:id="rId9"/>
+      <w:footerReference w:type="even" r:id="rId10"/>
+      <w:footerReference w:type="default" r:id="rId11"/>
+      <w:headerReference w:type="first" r:id="rId12"/>
+      <w:footerReference w:type="first" r:id="rId13"/>
       <w:pgSz w:w="11910" w:h="16840"/>
       <w:pgMar w:top="630" w:right="1137" w:bottom="280" w:left="1180" w:header="283" w:footer="0" w:gutter="0"/>
       <w:pgNumType w:start="1"/>
@@ -1697,7 +1701,7 @@
 </file>
 
 <file path=word/endnotes.xml><?xml version="1.0" encoding="utf-8"?>
-<w:endnotes xmlns:wpc="http://schemas.microsoft.com/office/word/2010/wordprocessingCanvas" xmlns:cx="http://schemas.microsoft.com/office/drawing/2014/chartex" xmlns:cx1="http://schemas.microsoft.com/office/drawing/2015/9/8/chartex" xmlns:cx2="http://schemas.microsoft.com/office/drawing/2015/10/21/chartex" xmlns:cx3="http://schemas.microsoft.com/office/drawing/2016/5/9/chartex" xmlns:cx4="http://schemas.microsoft.com/office/drawing/2016/5/10/chartex" xmlns:cx5="http://schemas.microsoft.com/office/drawing/2016/5/11/chartex" xmlns:cx6="http://schemas.microsoft.com/office/drawing/2016/5/12/chartex" xmlns:cx7="http://schemas.microsoft.com/office/drawing/2016/5/13/chartex" xmlns:cx8="http://schemas.microsoft.com/office/drawing/2016/5/14/chartex" xmlns:mc="http://schemas.openxmlformats.org/markup-compatibility/2006" xmlns:aink="http://schemas.microsoft.com/office/drawing/2016/ink" xmlns:am3d="http://schemas.microsoft.com/office/drawing/2017/model3d" xmlns:o="urn:schemas-microsoft-com:office:office" xmlns:oel="http://schemas.microsoft.com/office/2019/extlst" xmlns:r="http://schemas.openxmlformats.org/officeDocument/2006/relationships" xmlns:m="http://schemas.openxmlformats.org/officeDocument/2006/math" xmlns:v="urn:schemas-microsoft-com:vml" xmlns:wp14="http://schemas.microsoft.com/office/word/2010/wordprocessingDrawing" xmlns:wp="http://schemas.openxmlformats.org/drawingml/2006/wordprocessingDrawing" xmlns:w10="urn:schemas-microsoft-com:office:word" xmlns:w="http://schemas.openxmlformats.org/wordprocessingml/2006/main" xmlns:w14="http://schemas.microsoft.com/office/word/2010/wordml" xmlns:w15="http://schemas.microsoft.com/office/word/2012/wordml" xmlns:w16cex="http://schemas.microsoft.com/office/word/2018/wordml/cex" xmlns:w16cid="http://schemas.microsoft.com/office/word/2016/wordml/cid" xmlns:w16="http://schemas.microsoft.com/office/word/2018/wordml" xmlns:w16du="http://schemas.microsoft.com/office/word/2023/wordml/word16du" xmlns:w16sdtdh="http://schemas.microsoft.com/office/word/2020/wordml/sdtdatahash" xmlns:w16sdtfl="http://schemas.microsoft.com/office/word/2024/wordml/sdtformatlock" xmlns:w16se="http://schemas.microsoft.com/office/word/2015/wordml/symex" xmlns:wpg="http://schemas.microsoft.com/office/word/2010/wordprocessingGroup" xmlns:wpi="http://schemas.microsoft.com/office/word/2010/wordprocessingInk" xmlns:wne="http://schemas.microsoft.com/office/word/2006/wordml" xmlns:wps="http://schemas.microsoft.com/office/word/2010/wordprocessingShape" mc:Ignorable="w14 w15 w16se w16cid w16 w16cex w16sdtdh w16sdtfl w16du wp14">
+<w:endnotes xmlns:wpc="http://schemas.microsoft.com/office/word/2010/wordprocessingCanvas" xmlns:cx="http://schemas.microsoft.com/office/drawing/2014/chartex" xmlns:cx1="http://schemas.microsoft.com/office/drawing/2015/9/8/chartex" xmlns:cx2="http://schemas.microsoft.com/office/drawing/2015/10/21/chartex" xmlns:cx3="http://schemas.microsoft.com/office/drawing/2016/5/9/chartex" xmlns:cx4="http://schemas.microsoft.com/office/drawing/2016/5/10/chartex" xmlns:cx5="http://schemas.microsoft.com/office/drawing/2016/5/11/chartex" xmlns:cx6="http://schemas.microsoft.com/office/drawing/2016/5/12/chartex" xmlns:cx7="http://schemas.microsoft.com/office/drawing/2016/5/13/chartex" xmlns:cx8="http://schemas.microsoft.com/office/drawing/2016/5/14/chartex" xmlns:mc="http://schemas.openxmlformats.org/markup-compatibility/2006" xmlns:aink="http://schemas.microsoft.com/office/drawing/2016/ink" xmlns:am3d="http://schemas.microsoft.com/office/drawing/2017/model3d" xmlns:o="urn:schemas-microsoft-com:office:office" xmlns:oel="http://schemas.microsoft.com/office/2019/extlst" xmlns:r="http://schemas.openxmlformats.org/officeDocument/2006/relationships" xmlns:m="http://schemas.openxmlformats.org/officeDocument/2006/math" xmlns:v="urn:schemas-microsoft-com:vml" xmlns:wp14="http://schemas.microsoft.com/office/word/2010/wordprocessingDrawing" xmlns:wp="http://schemas.openxmlformats.org/drawingml/2006/wordprocessingDrawing" xmlns:w10="urn:schemas-microsoft-com:office:word" xmlns:w="http://schemas.openxmlformats.org/wordprocessingml/2006/main" xmlns:w14="http://schemas.microsoft.com/office/word/2010/wordml" xmlns:w15="http://schemas.microsoft.com/office/word/2012/wordml" xmlns:w16cei="http://schemas.microsoft.com/office/word/2026/wordml/cei" xmlns:w16cex="http://schemas.microsoft.com/office/word/2018/wordml/cex" xmlns:w16cid="http://schemas.microsoft.com/office/word/2016/wordml/cid" xmlns:w16="http://schemas.microsoft.com/office/word/2018/wordml" xmlns:w16du="http://schemas.microsoft.com/office/word/2023/wordml/word16du" xmlns:w16sdtdh="http://schemas.microsoft.com/office/word/2020/wordml/sdtdatahash" xmlns:w16sdtfl="http://schemas.microsoft.com/office/word/2024/wordml/sdtformatlock" xmlns:w16se="http://schemas.microsoft.com/office/word/2015/wordml/symex" xmlns:wpg="http://schemas.microsoft.com/office/word/2010/wordprocessingGroup" xmlns:wpi="http://schemas.microsoft.com/office/word/2010/wordprocessingInk" xmlns:wne="http://schemas.microsoft.com/office/word/2006/wordml" xmlns:wps="http://schemas.microsoft.com/office/word/2010/wordprocessingShape" mc:Ignorable="w14 w15 w16se w16cid w16 w16cex w16sdtdh w16sdtfl w16du wp14">
   <w:endnote w:type="separator" w:id="-1">
     <w:p>
       <w:pPr>
@@ -1722,7 +1726,17 @@
 </file>
 
 <file path=word/footer1.xml><?xml version="1.0" encoding="utf-8"?>
-<w:ftr xmlns:wpc="http://schemas.microsoft.com/office/word/2010/wordprocessingCanvas" xmlns:cx="http://schemas.microsoft.com/office/drawing/2014/chartex" xmlns:cx1="http://schemas.microsoft.com/office/drawing/2015/9/8/chartex" xmlns:cx2="http://schemas.microsoft.com/office/drawing/2015/10/21/chartex" xmlns:cx3="http://schemas.microsoft.com/office/drawing/2016/5/9/chartex" xmlns:cx4="http://schemas.microsoft.com/office/drawing/2016/5/10/chartex" xmlns:cx5="http://schemas.microsoft.com/office/drawing/2016/5/11/chartex" xmlns:cx6="http://schemas.microsoft.com/office/drawing/2016/5/12/chartex" xmlns:cx7="http://schemas.microsoft.com/office/drawing/2016/5/13/chartex" xmlns:cx8="http://schemas.microsoft.com/office/drawing/2016/5/14/chartex" xmlns:mc="http://schemas.openxmlformats.org/markup-compatibility/2006" xmlns:aink="http://schemas.microsoft.com/office/drawing/2016/ink" xmlns:am3d="http://schemas.microsoft.com/office/drawing/2017/model3d" xmlns:o="urn:schemas-microsoft-com:office:office" xmlns:oel="http://schemas.microsoft.com/office/2019/extlst" xmlns:r="http://schemas.openxmlformats.org/officeDocument/2006/relationships" xmlns:m="http://schemas.openxmlformats.org/officeDocument/2006/math" xmlns:v="urn:schemas-microsoft-com:vml" xmlns:wp14="http://schemas.microsoft.com/office/word/2010/wordprocessingDrawing" xmlns:wp="http://schemas.openxmlformats.org/drawingml/2006/wordprocessingDrawing" xmlns:w10="urn:schemas-microsoft-com:office:word" xmlns:w="http://schemas.openxmlformats.org/wordprocessingml/2006/main" xmlns:w14="http://schemas.microsoft.com/office/word/2010/wordml" xmlns:w15="http://schemas.microsoft.com/office/word/2012/wordml" xmlns:w16cex="http://schemas.microsoft.com/office/word/2018/wordml/cex" xmlns:w16cid="http://schemas.microsoft.com/office/word/2016/wordml/cid" xmlns:w16="http://schemas.microsoft.com/office/word/2018/wordml" xmlns:w16du="http://schemas.microsoft.com/office/word/2023/wordml/word16du" xmlns:w16sdtdh="http://schemas.microsoft.com/office/word/2020/wordml/sdtdatahash" xmlns:w16sdtfl="http://schemas.microsoft.com/office/word/2024/wordml/sdtformatlock" xmlns:w16se="http://schemas.microsoft.com/office/word/2015/wordml/symex" xmlns:wpg="http://schemas.microsoft.com/office/word/2010/wordprocessingGroup" xmlns:wpi="http://schemas.microsoft.com/office/word/2010/wordprocessingInk" xmlns:wne="http://schemas.microsoft.com/office/word/2006/wordml" xmlns:wps="http://schemas.microsoft.com/office/word/2010/wordprocessingShape" mc:Ignorable="w14 w15 w16se w16cid w16 w16cex w16sdtdh w16sdtfl w16du wp14">
+<w:ftr xmlns:wpc="http://schemas.microsoft.com/office/word/2010/wordprocessingCanvas" xmlns:cx="http://schemas.microsoft.com/office/drawing/2014/chartex" xmlns:cx1="http://schemas.microsoft.com/office/drawing/2015/9/8/chartex" xmlns:cx2="http://schemas.microsoft.com/office/drawing/2015/10/21/chartex" xmlns:cx3="http://schemas.microsoft.com/office/drawing/2016/5/9/chartex" xmlns:cx4="http://schemas.microsoft.com/office/drawing/2016/5/10/chartex" xmlns:cx5="http://schemas.microsoft.com/office/drawing/2016/5/11/chartex" xmlns:cx6="http://schemas.microsoft.com/office/drawing/2016/5/12/chartex" xmlns:cx7="http://schemas.microsoft.com/office/drawing/2016/5/13/chartex" xmlns:cx8="http://schemas.microsoft.com/office/drawing/2016/5/14/chartex" xmlns:mc="http://schemas.openxmlformats.org/markup-compatibility/2006" xmlns:aink="http://schemas.microsoft.com/office/drawing/2016/ink" xmlns:am3d="http://schemas.microsoft.com/office/drawing/2017/model3d" xmlns:o="urn:schemas-microsoft-com:office:office" xmlns:oel="http://schemas.microsoft.com/office/2019/extlst" xmlns:r="http://schemas.openxmlformats.org/officeDocument/2006/relationships" xmlns:m="http://schemas.openxmlformats.org/officeDocument/2006/math" xmlns:v="urn:schemas-microsoft-com:vml" xmlns:wp14="http://schemas.microsoft.com/office/word/2010/wordprocessingDrawing" xmlns:wp="http://schemas.openxmlformats.org/drawingml/2006/wordprocessingDrawing" xmlns:w10="urn:schemas-microsoft-com:office:word" xmlns:w="http://schemas.openxmlformats.org/wordprocessingml/2006/main" xmlns:w14="http://schemas.microsoft.com/office/word/2010/wordml" xmlns:w15="http://schemas.microsoft.com/office/word/2012/wordml" xmlns:w16cei="http://schemas.microsoft.com/office/word/2026/wordml/cei" xmlns:w16cex="http://schemas.microsoft.com/office/word/2018/wordml/cex" xmlns:w16cid="http://schemas.microsoft.com/office/word/2016/wordml/cid" xmlns:w16="http://schemas.microsoft.com/office/word/2018/wordml" xmlns:w16du="http://schemas.microsoft.com/office/word/2023/wordml/word16du" xmlns:w16sdtdh="http://schemas.microsoft.com/office/word/2020/wordml/sdtdatahash" xmlns:w16sdtfl="http://schemas.microsoft.com/office/word/2024/wordml/sdtformatlock" xmlns:w16se="http://schemas.microsoft.com/office/word/2015/wordml/symex" xmlns:wpg="http://schemas.microsoft.com/office/word/2010/wordprocessingGroup" xmlns:wpi="http://schemas.microsoft.com/office/word/2010/wordprocessingInk" xmlns:wne="http://schemas.microsoft.com/office/word/2006/wordml" xmlns:wps="http://schemas.microsoft.com/office/word/2010/wordprocessingShape" mc:Ignorable="w14 w15 w16se w16cid w16 w16cex w16sdtdh w16sdtfl w16du wp14">
+  <w:p>
+    <w:pPr>
+      <w:pStyle w:val="Footer"/>
+    </w:pPr>
+  </w:p>
+</w:ftr>
+</file>
+
+<file path=word/footer2.xml><?xml version="1.0" encoding="utf-8"?>
+<w:ftr xmlns:wpc="http://schemas.microsoft.com/office/word/2010/wordprocessingCanvas" xmlns:cx="http://schemas.microsoft.com/office/drawing/2014/chartex" xmlns:cx1="http://schemas.microsoft.com/office/drawing/2015/9/8/chartex" xmlns:cx2="http://schemas.microsoft.com/office/drawing/2015/10/21/chartex" xmlns:cx3="http://schemas.microsoft.com/office/drawing/2016/5/9/chartex" xmlns:cx4="http://schemas.microsoft.com/office/drawing/2016/5/10/chartex" xmlns:cx5="http://schemas.microsoft.com/office/drawing/2016/5/11/chartex" xmlns:cx6="http://schemas.microsoft.com/office/drawing/2016/5/12/chartex" xmlns:cx7="http://schemas.microsoft.com/office/drawing/2016/5/13/chartex" xmlns:cx8="http://schemas.microsoft.com/office/drawing/2016/5/14/chartex" xmlns:mc="http://schemas.openxmlformats.org/markup-compatibility/2006" xmlns:aink="http://schemas.microsoft.com/office/drawing/2016/ink" xmlns:am3d="http://schemas.microsoft.com/office/drawing/2017/model3d" xmlns:o="urn:schemas-microsoft-com:office:office" xmlns:oel="http://schemas.microsoft.com/office/2019/extlst" xmlns:r="http://schemas.openxmlformats.org/officeDocument/2006/relationships" xmlns:m="http://schemas.openxmlformats.org/officeDocument/2006/math" xmlns:v="urn:schemas-microsoft-com:vml" xmlns:wp14="http://schemas.microsoft.com/office/word/2010/wordprocessingDrawing" xmlns:wp="http://schemas.openxmlformats.org/drawingml/2006/wordprocessingDrawing" xmlns:w10="urn:schemas-microsoft-com:office:word" xmlns:w="http://schemas.openxmlformats.org/wordprocessingml/2006/main" xmlns:w14="http://schemas.microsoft.com/office/word/2010/wordml" xmlns:w15="http://schemas.microsoft.com/office/word/2012/wordml" xmlns:w16cei="http://schemas.microsoft.com/office/word/2026/wordml/cei" xmlns:w16cex="http://schemas.microsoft.com/office/word/2018/wordml/cex" xmlns:w16cid="http://schemas.microsoft.com/office/word/2016/wordml/cid" xmlns:w16="http://schemas.microsoft.com/office/word/2018/wordml" xmlns:w16du="http://schemas.microsoft.com/office/word/2023/wordml/word16du" xmlns:w16sdtdh="http://schemas.microsoft.com/office/word/2020/wordml/sdtdatahash" xmlns:w16sdtfl="http://schemas.microsoft.com/office/word/2024/wordml/sdtformatlock" xmlns:w16se="http://schemas.microsoft.com/office/word/2015/wordml/symex" xmlns:wpg="http://schemas.microsoft.com/office/word/2010/wordprocessingGroup" xmlns:wpi="http://schemas.microsoft.com/office/word/2010/wordprocessingInk" xmlns:wne="http://schemas.microsoft.com/office/word/2006/wordml" xmlns:wps="http://schemas.microsoft.com/office/word/2010/wordprocessingShape" mc:Ignorable="w14 w15 w16se w16cid w16 w16cex w16sdtdh w16sdtfl w16du wp14">
   <w:p>
     <w:pPr>
       <w:pBdr>
@@ -1747,8 +1761,8 @@
         <w:color w:val="000000"/>
       </w:rPr>
       <w:drawing>
-        <wp:inline distT="0" distB="0" distL="0" distR="0" wp14:anchorId="1323FA12" wp14:editId="663D431A">
-          <wp:extent cx="6348730" cy="1069975"/>
+        <wp:inline distT="0" distB="0" distL="0" distR="0" wp14:anchorId="1323FA12" wp14:editId="50124010">
+          <wp:extent cx="6348730" cy="777240"/>
           <wp:effectExtent l="0" t="0" r="0" b="0"/>
           <wp:docPr id="2" name="image2.png" descr="Artboard 3Tiêu đề giấy"/>
           <wp:cNvGraphicFramePr/>
@@ -1759,22 +1773,29 @@
                   <pic:cNvPr id="0" name="image2.png" descr="Artboard 3Tiêu đề giấy"/>
                   <pic:cNvPicPr preferRelativeResize="0"/>
                 </pic:nvPicPr>
-                <pic:blipFill>
+                <pic:blipFill rotWithShape="1">
                   <a:blip r:embed="rId1"/>
-                  <a:srcRect/>
+                  <a:srcRect t="9258" b="18101"/>
                   <a:stretch>
                     <a:fillRect/>
                   </a:stretch>
                 </pic:blipFill>
-                <pic:spPr>
+                <pic:spPr bwMode="auto">
                   <a:xfrm>
                     <a:off x="0" y="0"/>
-                    <a:ext cx="6348730" cy="1069975"/>
+                    <a:ext cx="6348730" cy="777240"/>
                   </a:xfrm>
                   <a:prstGeom prst="rect">
                     <a:avLst/>
                   </a:prstGeom>
-                  <a:ln/>
+                  <a:ln>
+                    <a:noFill/>
+                  </a:ln>
+                  <a:extLst>
+                    <a:ext uri="{53640926-AAD7-44D8-BBD7-CCE9431645EC}">
+                      <a14:shadowObscured xmlns:a14="http://schemas.microsoft.com/office/drawing/2010/main"/>
+                    </a:ext>
+                  </a:extLst>
                 </pic:spPr>
               </pic:pic>
             </a:graphicData>
@@ -1786,8 +1807,18 @@
 </w:ftr>
 </file>
 
+<file path=word/footer3.xml><?xml version="1.0" encoding="utf-8"?>
+<w:ftr xmlns:wpc="http://schemas.microsoft.com/office/word/2010/wordprocessingCanvas" xmlns:cx="http://schemas.microsoft.com/office/drawing/2014/chartex" xmlns:cx1="http://schemas.microsoft.com/office/drawing/2015/9/8/chartex" xmlns:cx2="http://schemas.microsoft.com/office/drawing/2015/10/21/chartex" xmlns:cx3="http://schemas.microsoft.com/office/drawing/2016/5/9/chartex" xmlns:cx4="http://schemas.microsoft.com/office/drawing/2016/5/10/chartex" xmlns:cx5="http://schemas.microsoft.com/office/drawing/2016/5/11/chartex" xmlns:cx6="http://schemas.microsoft.com/office/drawing/2016/5/12/chartex" xmlns:cx7="http://schemas.microsoft.com/office/drawing/2016/5/13/chartex" xmlns:cx8="http://schemas.microsoft.com/office/drawing/2016/5/14/chartex" xmlns:mc="http://schemas.openxmlformats.org/markup-compatibility/2006" xmlns:aink="http://schemas.microsoft.com/office/drawing/2016/ink" xmlns:am3d="http://schemas.microsoft.com/office/drawing/2017/model3d" xmlns:o="urn:schemas-microsoft-com:office:office" xmlns:oel="http://schemas.microsoft.com/office/2019/extlst" xmlns:r="http://schemas.openxmlformats.org/officeDocument/2006/relationships" xmlns:m="http://schemas.openxmlformats.org/officeDocument/2006/math" xmlns:v="urn:schemas-microsoft-com:vml" xmlns:wp14="http://schemas.microsoft.com/office/word/2010/wordprocessingDrawing" xmlns:wp="http://schemas.openxmlformats.org/drawingml/2006/wordprocessingDrawing" xmlns:w10="urn:schemas-microsoft-com:office:word" xmlns:w="http://schemas.openxmlformats.org/wordprocessingml/2006/main" xmlns:w14="http://schemas.microsoft.com/office/word/2010/wordml" xmlns:w15="http://schemas.microsoft.com/office/word/2012/wordml" xmlns:w16cei="http://schemas.microsoft.com/office/word/2026/wordml/cei" xmlns:w16cex="http://schemas.microsoft.com/office/word/2018/wordml/cex" xmlns:w16cid="http://schemas.microsoft.com/office/word/2016/wordml/cid" xmlns:w16="http://schemas.microsoft.com/office/word/2018/wordml" xmlns:w16du="http://schemas.microsoft.com/office/word/2023/wordml/word16du" xmlns:w16sdtdh="http://schemas.microsoft.com/office/word/2020/wordml/sdtdatahash" xmlns:w16sdtfl="http://schemas.microsoft.com/office/word/2024/wordml/sdtformatlock" xmlns:w16se="http://schemas.microsoft.com/office/word/2015/wordml/symex" xmlns:wpg="http://schemas.microsoft.com/office/word/2010/wordprocessingGroup" xmlns:wpi="http://schemas.microsoft.com/office/word/2010/wordprocessingInk" xmlns:wne="http://schemas.microsoft.com/office/word/2006/wordml" xmlns:wps="http://schemas.microsoft.com/office/word/2010/wordprocessingShape" mc:Ignorable="w14 w15 w16se w16cid w16 w16cex w16sdtdh w16sdtfl w16du wp14">
+  <w:p>
+    <w:pPr>
+      <w:pStyle w:val="Footer"/>
+    </w:pPr>
+  </w:p>
+</w:ftr>
+</file>
+
 <file path=word/footnotes.xml><?xml version="1.0" encoding="utf-8"?>
-<w:footnotes xmlns:wpc="http://schemas.microsoft.com/office/word/2010/wordprocessingCanvas" xmlns:cx="http://schemas.microsoft.com/office/drawing/2014/chartex" xmlns:cx1="http://schemas.microsoft.com/office/drawing/2015/9/8/chartex" xmlns:cx2="http://schemas.microsoft.com/office/drawing/2015/10/21/chartex" xmlns:cx3="http://schemas.microsoft.com/office/drawing/2016/5/9/chartex" xmlns:cx4="http://schemas.microsoft.com/office/drawing/2016/5/10/chartex" xmlns:cx5="http://schemas.microsoft.com/office/drawing/2016/5/11/chartex" xmlns:cx6="http://schemas.microsoft.com/office/drawing/2016/5/12/chartex" xmlns:cx7="http://schemas.microsoft.com/office/drawing/2016/5/13/chartex" xmlns:cx8="http://schemas.microsoft.com/office/drawing/2016/5/14/chartex" xmlns:mc="http://schemas.openxmlformats.org/markup-compatibility/2006" xmlns:aink="http://schemas.microsoft.com/office/drawing/2016/ink" xmlns:am3d="http://schemas.microsoft.com/office/drawing/2017/model3d" xmlns:o="urn:schemas-microsoft-com:office:office" xmlns:oel="http://schemas.microsoft.com/office/2019/extlst" xmlns:r="http://schemas.openxmlformats.org/officeDocument/2006/relationships" xmlns:m="http://schemas.openxmlformats.org/officeDocument/2006/math" xmlns:v="urn:schemas-microsoft-com:vml" xmlns:wp14="http://schemas.microsoft.com/office/word/2010/wordprocessingDrawing" xmlns:wp="http://schemas.openxmlformats.org/drawingml/2006/wordprocessingDrawing" xmlns:w10="urn:schemas-microsoft-com:office:word" xmlns:w="http://schemas.openxmlformats.org/wordprocessingml/2006/main" xmlns:w14="http://schemas.microsoft.com/office/word/2010/wordml" xmlns:w15="http://schemas.microsoft.com/office/word/2012/wordml" xmlns:w16cex="http://schemas.microsoft.com/office/word/2018/wordml/cex" xmlns:w16cid="http://schemas.microsoft.com/office/word/2016/wordml/cid" xmlns:w16="http://schemas.microsoft.com/office/word/2018/wordml" xmlns:w16du="http://schemas.microsoft.com/office/word/2023/wordml/word16du" xmlns:w16sdtdh="http://schemas.microsoft.com/office/word/2020/wordml/sdtdatahash" xmlns:w16sdtfl="http://schemas.microsoft.com/office/word/2024/wordml/sdtformatlock" xmlns:w16se="http://schemas.microsoft.com/office/word/2015/wordml/symex" xmlns:wpg="http://schemas.microsoft.com/office/word/2010/wordprocessingGroup" xmlns:wpi="http://schemas.microsoft.com/office/word/2010/wordprocessingInk" xmlns:wne="http://schemas.microsoft.com/office/word/2006/wordml" xmlns:wps="http://schemas.microsoft.com/office/word/2010/wordprocessingShape" mc:Ignorable="w14 w15 w16se w16cid w16 w16cex w16sdtdh w16sdtfl w16du wp14">
+<w:footnotes xmlns:wpc="http://schemas.microsoft.com/office/word/2010/wordprocessingCanvas" xmlns:cx="http://schemas.microsoft.com/office/drawing/2014/chartex" xmlns:cx1="http://schemas.microsoft.com/office/drawing/2015/9/8/chartex" xmlns:cx2="http://schemas.microsoft.com/office/drawing/2015/10/21/chartex" xmlns:cx3="http://schemas.microsoft.com/office/drawing/2016/5/9/chartex" xmlns:cx4="http://schemas.microsoft.com/office/drawing/2016/5/10/chartex" xmlns:cx5="http://schemas.microsoft.com/office/drawing/2016/5/11/chartex" xmlns:cx6="http://schemas.microsoft.com/office/drawing/2016/5/12/chartex" xmlns:cx7="http://schemas.microsoft.com/office/drawing/2016/5/13/chartex" xmlns:cx8="http://schemas.microsoft.com/office/drawing/2016/5/14/chartex" xmlns:mc="http://schemas.openxmlformats.org/markup-compatibility/2006" xmlns:aink="http://schemas.microsoft.com/office/drawing/2016/ink" xmlns:am3d="http://schemas.microsoft.com/office/drawing/2017/model3d" xmlns:o="urn:schemas-microsoft-com:office:office" xmlns:oel="http://schemas.microsoft.com/office/2019/extlst" xmlns:r="http://schemas.openxmlformats.org/officeDocument/2006/relationships" xmlns:m="http://schemas.openxmlformats.org/officeDocument/2006/math" xmlns:v="urn:schemas-microsoft-com:vml" xmlns:wp14="http://schemas.microsoft.com/office/word/2010/wordprocessingDrawing" xmlns:wp="http://schemas.openxmlformats.org/drawingml/2006/wordprocessingDrawing" xmlns:w10="urn:schemas-microsoft-com:office:word" xmlns:w="http://schemas.openxmlformats.org/wordprocessingml/2006/main" xmlns:w14="http://schemas.microsoft.com/office/word/2010/wordml" xmlns:w15="http://schemas.microsoft.com/office/word/2012/wordml" xmlns:w16cei="http://schemas.microsoft.com/office/word/2026/wordml/cei" xmlns:w16cex="http://schemas.microsoft.com/office/word/2018/wordml/cex" xmlns:w16cid="http://schemas.microsoft.com/office/word/2016/wordml/cid" xmlns:w16="http://schemas.microsoft.com/office/word/2018/wordml" xmlns:w16du="http://schemas.microsoft.com/office/word/2023/wordml/word16du" xmlns:w16sdtdh="http://schemas.microsoft.com/office/word/2020/wordml/sdtdatahash" xmlns:w16sdtfl="http://schemas.microsoft.com/office/word/2024/wordml/sdtformatlock" xmlns:w16se="http://schemas.microsoft.com/office/word/2015/wordml/symex" xmlns:wpg="http://schemas.microsoft.com/office/word/2010/wordprocessingGroup" xmlns:wpi="http://schemas.microsoft.com/office/word/2010/wordprocessingInk" xmlns:wne="http://schemas.microsoft.com/office/word/2006/wordml" xmlns:wps="http://schemas.microsoft.com/office/word/2010/wordprocessingShape" mc:Ignorable="w14 w15 w16se w16cid w16 w16cex w16sdtdh w16sdtfl w16du wp14">
   <w:footnote w:type="separator" w:id="-1">
     <w:p>
       <w:pPr>
@@ -1812,7 +1843,17 @@
 </file>
 
 <file path=word/header1.xml><?xml version="1.0" encoding="utf-8"?>
-<w:hdr xmlns:wpc="http://schemas.microsoft.com/office/word/2010/wordprocessingCanvas" xmlns:cx="http://schemas.microsoft.com/office/drawing/2014/chartex" xmlns:cx1="http://schemas.microsoft.com/office/drawing/2015/9/8/chartex" xmlns:cx2="http://schemas.microsoft.com/office/drawing/2015/10/21/chartex" xmlns:cx3="http://schemas.microsoft.com/office/drawing/2016/5/9/chartex" xmlns:cx4="http://schemas.microsoft.com/office/drawing/2016/5/10/chartex" xmlns:cx5="http://schemas.microsoft.com/office/drawing/2016/5/11/chartex" xmlns:cx6="http://schemas.microsoft.com/office/drawing/2016/5/12/chartex" xmlns:cx7="http://schemas.microsoft.com/office/drawing/2016/5/13/chartex" xmlns:cx8="http://schemas.microsoft.com/office/drawing/2016/5/14/chartex" xmlns:mc="http://schemas.openxmlformats.org/markup-compatibility/2006" xmlns:aink="http://schemas.microsoft.com/office/drawing/2016/ink" xmlns:am3d="http://schemas.microsoft.com/office/drawing/2017/model3d" xmlns:o="urn:schemas-microsoft-com:office:office" xmlns:oel="http://schemas.microsoft.com/office/2019/extlst" xmlns:r="http://schemas.openxmlformats.org/officeDocument/2006/relationships" xmlns:m="http://schemas.openxmlformats.org/officeDocument/2006/math" xmlns:v="urn:schemas-microsoft-com:vml" xmlns:wp14="http://schemas.microsoft.com/office/word/2010/wordprocessingDrawing" xmlns:wp="http://schemas.openxmlformats.org/drawingml/2006/wordprocessingDrawing" xmlns:w10="urn:schemas-microsoft-com:office:word" xmlns:w="http://schemas.openxmlformats.org/wordprocessingml/2006/main" xmlns:w14="http://schemas.microsoft.com/office/word/2010/wordml" xmlns:w15="http://schemas.microsoft.com/office/word/2012/wordml" xmlns:w16cex="http://schemas.microsoft.com/office/word/2018/wordml/cex" xmlns:w16cid="http://schemas.microsoft.com/office/word/2016/wordml/cid" xmlns:w16="http://schemas.microsoft.com/office/word/2018/wordml" xmlns:w16du="http://schemas.microsoft.com/office/word/2023/wordml/word16du" xmlns:w16sdtdh="http://schemas.microsoft.com/office/word/2020/wordml/sdtdatahash" xmlns:w16sdtfl="http://schemas.microsoft.com/office/word/2024/wordml/sdtformatlock" xmlns:w16se="http://schemas.microsoft.com/office/word/2015/wordml/symex" xmlns:wpg="http://schemas.microsoft.com/office/word/2010/wordprocessingGroup" xmlns:wpi="http://schemas.microsoft.com/office/word/2010/wordprocessingInk" xmlns:wne="http://schemas.microsoft.com/office/word/2006/wordml" xmlns:wps="http://schemas.microsoft.com/office/word/2010/wordprocessingShape" mc:Ignorable="w14 w15 w16se w16cid w16 w16cex w16sdtdh w16sdtfl w16du wp14">
+<w:hdr xmlns:wpc="http://schemas.microsoft.com/office/word/2010/wordprocessingCanvas" xmlns:cx="http://schemas.microsoft.com/office/drawing/2014/chartex" xmlns:cx1="http://schemas.microsoft.com/office/drawing/2015/9/8/chartex" xmlns:cx2="http://schemas.microsoft.com/office/drawing/2015/10/21/chartex" xmlns:cx3="http://schemas.microsoft.com/office/drawing/2016/5/9/chartex" xmlns:cx4="http://schemas.microsoft.com/office/drawing/2016/5/10/chartex" xmlns:cx5="http://schemas.microsoft.com/office/drawing/2016/5/11/chartex" xmlns:cx6="http://schemas.microsoft.com/office/drawing/2016/5/12/chartex" xmlns:cx7="http://schemas.microsoft.com/office/drawing/2016/5/13/chartex" xmlns:cx8="http://schemas.microsoft.com/office/drawing/2016/5/14/chartex" xmlns:mc="http://schemas.openxmlformats.org/markup-compatibility/2006" xmlns:aink="http://schemas.microsoft.com/office/drawing/2016/ink" xmlns:am3d="http://schemas.microsoft.com/office/drawing/2017/model3d" xmlns:o="urn:schemas-microsoft-com:office:office" xmlns:oel="http://schemas.microsoft.com/office/2019/extlst" xmlns:r="http://schemas.openxmlformats.org/officeDocument/2006/relationships" xmlns:m="http://schemas.openxmlformats.org/officeDocument/2006/math" xmlns:v="urn:schemas-microsoft-com:vml" xmlns:wp14="http://schemas.microsoft.com/office/word/2010/wordprocessingDrawing" xmlns:wp="http://schemas.openxmlformats.org/drawingml/2006/wordprocessingDrawing" xmlns:w10="urn:schemas-microsoft-com:office:word" xmlns:w="http://schemas.openxmlformats.org/wordprocessingml/2006/main" xmlns:w14="http://schemas.microsoft.com/office/word/2010/wordml" xmlns:w15="http://schemas.microsoft.com/office/word/2012/wordml" xmlns:w16cei="http://schemas.microsoft.com/office/word/2026/wordml/cei" xmlns:w16cex="http://schemas.microsoft.com/office/word/2018/wordml/cex" xmlns:w16cid="http://schemas.microsoft.com/office/word/2016/wordml/cid" xmlns:w16="http://schemas.microsoft.com/office/word/2018/wordml" xmlns:w16du="http://schemas.microsoft.com/office/word/2023/wordml/word16du" xmlns:w16sdtdh="http://schemas.microsoft.com/office/word/2020/wordml/sdtdatahash" xmlns:w16sdtfl="http://schemas.microsoft.com/office/word/2024/wordml/sdtformatlock" xmlns:w16se="http://schemas.microsoft.com/office/word/2015/wordml/symex" xmlns:wpg="http://schemas.microsoft.com/office/word/2010/wordprocessingGroup" xmlns:wpi="http://schemas.microsoft.com/office/word/2010/wordprocessingInk" xmlns:wne="http://schemas.microsoft.com/office/word/2006/wordml" xmlns:wps="http://schemas.microsoft.com/office/word/2010/wordprocessingShape" mc:Ignorable="w14 w15 w16se w16cid w16 w16cex w16sdtdh w16sdtfl w16du wp14">
+  <w:p>
+    <w:pPr>
+      <w:pStyle w:val="Header"/>
+    </w:pPr>
+  </w:p>
+</w:hdr>
+</file>
+
+<file path=word/header2.xml><?xml version="1.0" encoding="utf-8"?>
+<w:hdr xmlns:wpc="http://schemas.microsoft.com/office/word/2010/wordprocessingCanvas" xmlns:cx="http://schemas.microsoft.com/office/drawing/2014/chartex" xmlns:cx1="http://schemas.microsoft.com/office/drawing/2015/9/8/chartex" xmlns:cx2="http://schemas.microsoft.com/office/drawing/2015/10/21/chartex" xmlns:cx3="http://schemas.microsoft.com/office/drawing/2016/5/9/chartex" xmlns:cx4="http://schemas.microsoft.com/office/drawing/2016/5/10/chartex" xmlns:cx5="http://schemas.microsoft.com/office/drawing/2016/5/11/chartex" xmlns:cx6="http://schemas.microsoft.com/office/drawing/2016/5/12/chartex" xmlns:cx7="http://schemas.microsoft.com/office/drawing/2016/5/13/chartex" xmlns:cx8="http://schemas.microsoft.com/office/drawing/2016/5/14/chartex" xmlns:mc="http://schemas.openxmlformats.org/markup-compatibility/2006" xmlns:aink="http://schemas.microsoft.com/office/drawing/2016/ink" xmlns:am3d="http://schemas.microsoft.com/office/drawing/2017/model3d" xmlns:o="urn:schemas-microsoft-com:office:office" xmlns:oel="http://schemas.microsoft.com/office/2019/extlst" xmlns:r="http://schemas.openxmlformats.org/officeDocument/2006/relationships" xmlns:m="http://schemas.openxmlformats.org/officeDocument/2006/math" xmlns:v="urn:schemas-microsoft-com:vml" xmlns:wp14="http://schemas.microsoft.com/office/word/2010/wordprocessingDrawing" xmlns:wp="http://schemas.openxmlformats.org/drawingml/2006/wordprocessingDrawing" xmlns:w10="urn:schemas-microsoft-com:office:word" xmlns:w="http://schemas.openxmlformats.org/wordprocessingml/2006/main" xmlns:w14="http://schemas.microsoft.com/office/word/2010/wordml" xmlns:w15="http://schemas.microsoft.com/office/word/2012/wordml" xmlns:w16cei="http://schemas.microsoft.com/office/word/2026/wordml/cei" xmlns:w16cex="http://schemas.microsoft.com/office/word/2018/wordml/cex" xmlns:w16cid="http://schemas.microsoft.com/office/word/2016/wordml/cid" xmlns:w16="http://schemas.microsoft.com/office/word/2018/wordml" xmlns:w16du="http://schemas.microsoft.com/office/word/2023/wordml/word16du" xmlns:w16sdtdh="http://schemas.microsoft.com/office/word/2020/wordml/sdtdatahash" xmlns:w16sdtfl="http://schemas.microsoft.com/office/word/2024/wordml/sdtformatlock" xmlns:w16se="http://schemas.microsoft.com/office/word/2015/wordml/symex" xmlns:wpg="http://schemas.microsoft.com/office/word/2010/wordprocessingGroup" xmlns:wpi="http://schemas.microsoft.com/office/word/2010/wordprocessingInk" xmlns:wne="http://schemas.microsoft.com/office/word/2006/wordml" xmlns:wps="http://schemas.microsoft.com/office/word/2010/wordprocessingShape" mc:Ignorable="w14 w15 w16se w16cid w16 w16cex w16sdtdh w16sdtfl w16du wp14">
   <w:p>
     <w:pPr>
       <w:pBdr>
@@ -1876,8 +1917,18 @@
 </w:hdr>
 </file>
 
+<file path=word/header3.xml><?xml version="1.0" encoding="utf-8"?>
+<w:hdr xmlns:wpc="http://schemas.microsoft.com/office/word/2010/wordprocessingCanvas" xmlns:cx="http://schemas.microsoft.com/office/drawing/2014/chartex" xmlns:cx1="http://schemas.microsoft.com/office/drawing/2015/9/8/chartex" xmlns:cx2="http://schemas.microsoft.com/office/drawing/2015/10/21/chartex" xmlns:cx3="http://schemas.microsoft.com/office/drawing/2016/5/9/chartex" xmlns:cx4="http://schemas.microsoft.com/office/drawing/2016/5/10/chartex" xmlns:cx5="http://schemas.microsoft.com/office/drawing/2016/5/11/chartex" xmlns:cx6="http://schemas.microsoft.com/office/drawing/2016/5/12/chartex" xmlns:cx7="http://schemas.microsoft.com/office/drawing/2016/5/13/chartex" xmlns:cx8="http://schemas.microsoft.com/office/drawing/2016/5/14/chartex" xmlns:mc="http://schemas.openxmlformats.org/markup-compatibility/2006" xmlns:aink="http://schemas.microsoft.com/office/drawing/2016/ink" xmlns:am3d="http://schemas.microsoft.com/office/drawing/2017/model3d" xmlns:o="urn:schemas-microsoft-com:office:office" xmlns:oel="http://schemas.microsoft.com/office/2019/extlst" xmlns:r="http://schemas.openxmlformats.org/officeDocument/2006/relationships" xmlns:m="http://schemas.openxmlformats.org/officeDocument/2006/math" xmlns:v="urn:schemas-microsoft-com:vml" xmlns:wp14="http://schemas.microsoft.com/office/word/2010/wordprocessingDrawing" xmlns:wp="http://schemas.openxmlformats.org/drawingml/2006/wordprocessingDrawing" xmlns:w10="urn:schemas-microsoft-com:office:word" xmlns:w="http://schemas.openxmlformats.org/wordprocessingml/2006/main" xmlns:w14="http://schemas.microsoft.com/office/word/2010/wordml" xmlns:w15="http://schemas.microsoft.com/office/word/2012/wordml" xmlns:w16cei="http://schemas.microsoft.com/office/word/2026/wordml/cei" xmlns:w16cex="http://schemas.microsoft.com/office/word/2018/wordml/cex" xmlns:w16cid="http://schemas.microsoft.com/office/word/2016/wordml/cid" xmlns:w16="http://schemas.microsoft.com/office/word/2018/wordml" xmlns:w16du="http://schemas.microsoft.com/office/word/2023/wordml/word16du" xmlns:w16sdtdh="http://schemas.microsoft.com/office/word/2020/wordml/sdtdatahash" xmlns:w16sdtfl="http://schemas.microsoft.com/office/word/2024/wordml/sdtformatlock" xmlns:w16se="http://schemas.microsoft.com/office/word/2015/wordml/symex" xmlns:wpg="http://schemas.microsoft.com/office/word/2010/wordprocessingGroup" xmlns:wpi="http://schemas.microsoft.com/office/word/2010/wordprocessingInk" xmlns:wne="http://schemas.microsoft.com/office/word/2006/wordml" xmlns:wps="http://schemas.microsoft.com/office/word/2010/wordprocessingShape" mc:Ignorable="w14 w15 w16se w16cid w16 w16cex w16sdtdh w16sdtfl w16du wp14">
+  <w:p>
+    <w:pPr>
+      <w:pStyle w:val="Header"/>
+    </w:pPr>
+  </w:p>
+</w:hdr>
+</file>
+
 <file path=word/numbering.xml><?xml version="1.0" encoding="utf-8"?>
-<w:numbering xmlns:wpc="http://schemas.microsoft.com/office/word/2010/wordprocessingCanvas" xmlns:cx="http://schemas.microsoft.com/office/drawing/2014/chartex" xmlns:cx1="http://schemas.microsoft.com/office/drawing/2015/9/8/chartex" xmlns:cx2="http://schemas.microsoft.com/office/drawing/2015/10/21/chartex" xmlns:cx3="http://schemas.microsoft.com/office/drawing/2016/5/9/chartex" xmlns:cx4="http://schemas.microsoft.com/office/drawing/2016/5/10/chartex" xmlns:cx5="http://schemas.microsoft.com/office/drawing/2016/5/11/chartex" xmlns:cx6="http://schemas.microsoft.com/office/drawing/2016/5/12/chartex" xmlns:cx7="http://schemas.microsoft.com/office/drawing/2016/5/13/chartex" xmlns:cx8="http://schemas.microsoft.com/office/drawing/2016/5/14/chartex" xmlns:mc="http://schemas.openxmlformats.org/markup-compatibility/2006" xmlns:aink="http://schemas.microsoft.com/office/drawing/2016/ink" xmlns:am3d="http://schemas.microsoft.com/office/drawing/2017/model3d" xmlns:o="urn:schemas-microsoft-com:office:office" xmlns:oel="http://schemas.microsoft.com/office/2019/extlst" xmlns:r="http://schemas.openxmlformats.org/officeDocument/2006/relationships" xmlns:m="http://schemas.openxmlformats.org/officeDocument/2006/math" xmlns:v="urn:schemas-microsoft-com:vml" xmlns:wp14="http://schemas.microsoft.com/office/word/2010/wordprocessingDrawing" xmlns:wp="http://schemas.openxmlformats.org/drawingml/2006/wordprocessingDrawing" xmlns:w10="urn:schemas-microsoft-com:office:word" xmlns:w="http://schemas.openxmlformats.org/wordprocessingml/2006/main" xmlns:w14="http://schemas.microsoft.com/office/word/2010/wordml" xmlns:w15="http://schemas.microsoft.com/office/word/2012/wordml" xmlns:w16cex="http://schemas.microsoft.com/office/word/2018/wordml/cex" xmlns:w16cid="http://schemas.microsoft.com/office/word/2016/wordml/cid" xmlns:w16="http://schemas.microsoft.com/office/word/2018/wordml" xmlns:w16du="http://schemas.microsoft.com/office/word/2023/wordml/word16du" xmlns:w16sdtdh="http://schemas.microsoft.com/office/word/2020/wordml/sdtdatahash" xmlns:w16sdtfl="http://schemas.microsoft.com/office/word/2024/wordml/sdtformatlock" xmlns:w16se="http://schemas.microsoft.com/office/word/2015/wordml/symex" xmlns:wpg="http://schemas.microsoft.com/office/word/2010/wordprocessingGroup" xmlns:wpi="http://schemas.microsoft.com/office/word/2010/wordprocessingInk" xmlns:wne="http://schemas.microsoft.com/office/word/2006/wordml" xmlns:wps="http://schemas.microsoft.com/office/word/2010/wordprocessingShape" mc:Ignorable="w14 w15 w16se w16cid w16 w16cex w16sdtdh w16sdtfl w16du wp14">
+<w:numbering xmlns:wpc="http://schemas.microsoft.com/office/word/2010/wordprocessingCanvas" xmlns:cx="http://schemas.microsoft.com/office/drawing/2014/chartex" xmlns:cx1="http://schemas.microsoft.com/office/drawing/2015/9/8/chartex" xmlns:cx2="http://schemas.microsoft.com/office/drawing/2015/10/21/chartex" xmlns:cx3="http://schemas.microsoft.com/office/drawing/2016/5/9/chartex" xmlns:cx4="http://schemas.microsoft.com/office/drawing/2016/5/10/chartex" xmlns:cx5="http://schemas.microsoft.com/office/drawing/2016/5/11/chartex" xmlns:cx6="http://schemas.microsoft.com/office/drawing/2016/5/12/chartex" xmlns:cx7="http://schemas.microsoft.com/office/drawing/2016/5/13/chartex" xmlns:cx8="http://schemas.microsoft.com/office/drawing/2016/5/14/chartex" xmlns:mc="http://schemas.openxmlformats.org/markup-compatibility/2006" xmlns:aink="http://schemas.microsoft.com/office/drawing/2016/ink" xmlns:am3d="http://schemas.microsoft.com/office/drawing/2017/model3d" xmlns:o="urn:schemas-microsoft-com:office:office" xmlns:oel="http://schemas.microsoft.com/office/2019/extlst" xmlns:r="http://schemas.openxmlformats.org/officeDocument/2006/relationships" xmlns:m="http://schemas.openxmlformats.org/officeDocument/2006/math" xmlns:v="urn:schemas-microsoft-com:vml" xmlns:wp14="http://schemas.microsoft.com/office/word/2010/wordprocessingDrawing" xmlns:wp="http://schemas.openxmlformats.org/drawingml/2006/wordprocessingDrawing" xmlns:w10="urn:schemas-microsoft-com:office:word" xmlns:w="http://schemas.openxmlformats.org/wordprocessingml/2006/main" xmlns:w14="http://schemas.microsoft.com/office/word/2010/wordml" xmlns:w15="http://schemas.microsoft.com/office/word/2012/wordml" xmlns:w16cei="http://schemas.microsoft.com/office/word/2026/wordml/cei" xmlns:w16cex="http://schemas.microsoft.com/office/word/2018/wordml/cex" xmlns:w16cid="http://schemas.microsoft.com/office/word/2016/wordml/cid" xmlns:w16="http://schemas.microsoft.com/office/word/2018/wordml" xmlns:w16du="http://schemas.microsoft.com/office/word/2023/wordml/word16du" xmlns:w16sdtdh="http://schemas.microsoft.com/office/word/2020/wordml/sdtdatahash" xmlns:w16sdtfl="http://schemas.microsoft.com/office/word/2024/wordml/sdtformatlock" xmlns:w16se="http://schemas.microsoft.com/office/word/2015/wordml/symex" xmlns:wpg="http://schemas.microsoft.com/office/word/2010/wordprocessingGroup" xmlns:wpi="http://schemas.microsoft.com/office/word/2010/wordprocessingInk" xmlns:wne="http://schemas.microsoft.com/office/word/2006/wordml" xmlns:wps="http://schemas.microsoft.com/office/word/2010/wordprocessingShape" mc:Ignorable="w14 w15 w16se w16cid w16 w16cex w16sdtdh w16sdtfl w16du wp14">
   <w:abstractNum w:abstractNumId="0" w15:restartNumberingAfterBreak="0">
     <w:nsid w:val="07673783"/>
     <w:multiLevelType w:val="multilevel"/>
@@ -2739,6 +2790,50 @@
       </w:tblCellMar>
     </w:tblPr>
   </w:style>
+  <w:style w:type="paragraph" w:styleId="Header">
+    <w:name w:val="header"/>
+    <w:basedOn w:val="Normal"/>
+    <w:link w:val="HeaderChar"/>
+    <w:uiPriority w:val="99"/>
+    <w:unhideWhenUsed/>
+    <w:rsid w:val="00C81778"/>
+    <w:pPr>
+      <w:tabs>
+        <w:tab w:val="center" w:pos="4680"/>
+        <w:tab w:val="right" w:pos="9360"/>
+      </w:tabs>
+      <w:spacing w:after="0" w:line="240" w:lineRule="auto"/>
+    </w:pPr>
+  </w:style>
+  <w:style w:type="character" w:customStyle="1" w:styleId="HeaderChar">
+    <w:name w:val="Header Char"/>
+    <w:basedOn w:val="DefaultParagraphFont"/>
+    <w:link w:val="Header"/>
+    <w:uiPriority w:val="99"/>
+    <w:rsid w:val="00C81778"/>
+  </w:style>
+  <w:style w:type="paragraph" w:styleId="Footer">
+    <w:name w:val="footer"/>
+    <w:basedOn w:val="Normal"/>
+    <w:link w:val="FooterChar"/>
+    <w:uiPriority w:val="99"/>
+    <w:unhideWhenUsed/>
+    <w:rsid w:val="00C81778"/>
+    <w:pPr>
+      <w:tabs>
+        <w:tab w:val="center" w:pos="4680"/>
+        <w:tab w:val="right" w:pos="9360"/>
+      </w:tabs>
+      <w:spacing w:after="0" w:line="240" w:lineRule="auto"/>
+    </w:pPr>
+  </w:style>
+  <w:style w:type="character" w:customStyle="1" w:styleId="FooterChar">
+    <w:name w:val="Footer Char"/>
+    <w:basedOn w:val="DefaultParagraphFont"/>
+    <w:link w:val="Footer"/>
+    <w:uiPriority w:val="99"/>
+    <w:rsid w:val="00C81778"/>
+  </w:style>
 </w:styles>
 </file>
 

--- a/Hệ thống mẫu văn bản/PL4-Khung kế hoạch bài dạy (THCS).docx
+++ b/Hệ thống mẫu văn bản/PL4-Khung kế hoạch bài dạy (THCS).docx
@@ -131,7 +131,15 @@
                 <w:sz w:val="26"/>
                 <w:szCs w:val="26"/>
               </w:rPr>
-              <w:t xml:space="preserve"> Tin học</w:t>
+              <w:t xml:space="preserve"> </w:t>
+            </w:r>
+            <w:r>
+              <w:rPr>
+                <w:rFonts w:ascii="Times New Roman" w:eastAsia="Times New Roman" w:hAnsi="Times New Roman" w:cs="Times New Roman"/>
+                <w:sz w:val="26"/>
+                <w:szCs w:val="26"/>
+              </w:rPr>
+              <w:t>Trung học cơ sở</w:t>
             </w:r>
           </w:p>
         </w:tc>
@@ -168,6 +176,7 @@
             <w:pPr>
               <w:rPr>
                 <w:rFonts w:ascii="Times New Roman" w:eastAsia="Times New Roman" w:hAnsi="Times New Roman" w:cs="Times New Roman"/>
+                <w:color w:val="000000"/>
                 <w:sz w:val="26"/>
                 <w:szCs w:val="26"/>
               </w:rPr>
@@ -191,22 +200,8 @@
           </w:p>
           <w:p>
             <w:pPr>
-              <w:numPr>
-                <w:ilvl w:val="0"/>
-                <w:numId w:val="1"/>
-              </w:numPr>
-              <w:pBdr>
-                <w:top w:val="nil"/>
-                <w:left w:val="nil"/>
-                <w:bottom w:val="nil"/>
-                <w:right w:val="nil"/>
-                <w:between w:val="nil"/>
-              </w:pBdr>
-              <w:spacing w:line="324" w:lineRule="auto"/>
-              <w:jc w:val="both"/>
-              <w:rPr>
-                <w:rFonts w:ascii="Times New Roman" w:eastAsia="Times New Roman" w:hAnsi="Times New Roman" w:cs="Times New Roman"/>
-                <w:color w:val="000000"/>
+              <w:rPr>
+                <w:rFonts w:ascii="Times New Roman" w:eastAsia="Times New Roman" w:hAnsi="Times New Roman" w:cs="Times New Roman"/>
                 <w:sz w:val="26"/>
                 <w:szCs w:val="26"/>
               </w:rPr>
@@ -218,45 +213,12 @@
                 <w:sz w:val="26"/>
                 <w:szCs w:val="26"/>
               </w:rPr>
-              <w:t xml:space="preserve">Lớp </w:t>
-            </w:r>
-          </w:p>
-          <w:p>
-            <w:pPr>
-              <w:numPr>
-                <w:ilvl w:val="0"/>
-                <w:numId w:val="1"/>
-              </w:numPr>
-              <w:pBdr>
-                <w:top w:val="nil"/>
-                <w:left w:val="nil"/>
-                <w:bottom w:val="nil"/>
-                <w:right w:val="nil"/>
-                <w:between w:val="nil"/>
-              </w:pBdr>
-              <w:spacing w:after="120" w:line="324" w:lineRule="auto"/>
-              <w:jc w:val="both"/>
-              <w:rPr>
-                <w:rFonts w:ascii="Times New Roman" w:eastAsia="Times New Roman" w:hAnsi="Times New Roman" w:cs="Times New Roman"/>
-                <w:color w:val="000000"/>
-                <w:sz w:val="26"/>
-                <w:szCs w:val="26"/>
-              </w:rPr>
-            </w:pPr>
-            <w:r>
-              <w:rPr>
-                <w:rFonts w:ascii="Times New Roman" w:eastAsia="Times New Roman" w:hAnsi="Times New Roman" w:cs="Times New Roman"/>
-                <w:color w:val="000000"/>
-                <w:sz w:val="26"/>
-                <w:szCs w:val="26"/>
-              </w:rPr>
-              <w:t xml:space="preserve">Lớp </w:t>
+              <w:t xml:space="preserve">Lớp: </w:t>
             </w:r>
           </w:p>
         </w:tc>
       </w:tr>
     </w:tbl>
-    <w:p/>
     <w:p>
       <w:pPr>
         <w:spacing w:line="276" w:lineRule="auto"/>
@@ -443,6 +405,13 @@
         </w:rPr>
         <w:t>- Năng lực đặc thù</w:t>
       </w:r>
+      <w:r>
+        <w:rPr>
+          <w:b/>
+          <w:bCs/>
+        </w:rPr>
+        <w:t>:</w:t>
+      </w:r>
     </w:p>
     <w:p>
       <w:pPr>
@@ -460,6 +429,13 @@
         </w:rPr>
         <w:t>- Năng lực số</w:t>
       </w:r>
+      <w:r>
+        <w:rPr>
+          <w:b/>
+          <w:bCs/>
+        </w:rPr>
+        <w:t>:</w:t>
+      </w:r>
     </w:p>
     <w:p>
       <w:pPr>
@@ -579,7 +555,6 @@
           <w:i/>
           <w:iCs/>
         </w:rPr>
-        <w:lastRenderedPageBreak/>
         <w:t xml:space="preserve">a) Mục tiêu: </w:t>
       </w:r>
       <w:r>
@@ -599,7 +574,11 @@
         <w:t xml:space="preserve">b) Nội dung: </w:t>
       </w:r>
       <w:r>
-        <w:t>Nêu rõ nội dung yêu cầu/nhiệm vụ cụ thể mà học sinh phải thực hiện (xử lý tình huống, câu hỏi, bài tập, thí nghiệm, thực hành,..) để xác định vấn đề cần giải quyết/nhiệm vụ học tập cần thực hiện và đề xuất giải pháp giải quyết vấn đề/cách thức thực hiện nhiệm vụ.</w:t>
+        <w:t xml:space="preserve">Nêu rõ nội dung yêu cầu/nhiệm vụ cụ thể mà học sinh phải thực hiện (xử lý tình huống, câu hỏi, bài tập, thí nghiệm, thực hành,..) để xác định vấn đề cần giải quyết/nhiệm </w:t>
+      </w:r>
+      <w:r>
+        <w:lastRenderedPageBreak/>
+        <w:t>vụ học tập cần thực hiện và đề xuất giải pháp giải quyết vấn đề/cách thức thực hiện nhiệm vụ.</w:t>
       </w:r>
     </w:p>
     <w:p>
@@ -1142,7 +1121,6 @@
                 <w:sz w:val="26"/>
                 <w:szCs w:val="26"/>
               </w:rPr>
-              <w:lastRenderedPageBreak/>
               <w:t>Bước 4. Đánh giá kết quả thực hiện nhiệm vụ</w:t>
             </w:r>
           </w:p>
@@ -1170,7 +1148,6 @@
                 <w:sz w:val="26"/>
                 <w:szCs w:val="26"/>
               </w:rPr>
-              <w:lastRenderedPageBreak/>
               <w:t xml:space="preserve">I. </w:t>
             </w:r>
           </w:p>
@@ -1282,6 +1259,7 @@
           <w:b/>
           <w:bCs/>
         </w:rPr>
+        <w:lastRenderedPageBreak/>
         <w:t>d. Tổ chức thực hiện</w:t>
       </w:r>
     </w:p>
@@ -1524,20 +1502,62 @@
     </w:p>
     <w:p>
       <w:pPr>
-        <w:jc w:val="center"/>
-        <w:rPr>
-          <w:b/>
-          <w:bCs/>
-          <w:color w:val="FF0000"/>
-        </w:rPr>
-      </w:pPr>
-      <w:r>
-        <w:rPr>
-          <w:b/>
-          <w:bCs/>
-          <w:color w:val="FF0000"/>
-        </w:rPr>
-        <w:t>Lưu ý: Sau 1 tuần mới để phần kí</w:t>
+        <w:rPr>
+          <w:b/>
+          <w:bCs/>
+        </w:rPr>
+      </w:pPr>
+      <w:r>
+        <w:rPr>
+          <w:b/>
+          <w:bCs/>
+        </w:rPr>
+        <w:t>….……………………………………………………………………………………………..</w:t>
+      </w:r>
+    </w:p>
+    <w:p>
+      <w:pPr>
+        <w:rPr>
+          <w:b/>
+          <w:bCs/>
+        </w:rPr>
+      </w:pPr>
+      <w:r>
+        <w:rPr>
+          <w:b/>
+          <w:bCs/>
+        </w:rPr>
+        <w:t>….……………………………………………………………………………………………..</w:t>
+      </w:r>
+    </w:p>
+    <w:p>
+      <w:pPr>
+        <w:rPr>
+          <w:b/>
+          <w:bCs/>
+        </w:rPr>
+      </w:pPr>
+      <w:r>
+        <w:rPr>
+          <w:b/>
+          <w:bCs/>
+        </w:rPr>
+        <w:t>….……………………………………………………………………………………………..</w:t>
+      </w:r>
+    </w:p>
+    <w:p>
+      <w:pPr>
+        <w:rPr>
+          <w:b/>
+          <w:bCs/>
+        </w:rPr>
+      </w:pPr>
+      <w:r>
+        <w:rPr>
+          <w:b/>
+          <w:bCs/>
+        </w:rPr>
+        <w:t>….……………………………………………………………………………………………..</w:t>
       </w:r>
     </w:p>
     <w:tbl>
